--- a/Mapped Curriculum Lesson - Supplemental Material/Grade 8/Lesson 31 - Searching 2D Lists/Searching 2D Lists - Concept Sheet.docx
+++ b/Mapped Curriculum Lesson - Supplemental Material/Grade 8/Lesson 31 - Searching 2D Lists/Searching 2D Lists - Concept Sheet.docx
@@ -140,7 +140,7 @@
         <w:rPr>
           <w:sz w:val="28"/>
           <w:szCs w:val="28"/>
-          <w:color w:val="1750EB"/>
+          <w:color w:val="C45E00"/>
         </w:rPr>
         <w:t>for</w:t>
       </w:r>
@@ -156,7 +156,7 @@
         <w:rPr>
           <w:sz w:val="28"/>
           <w:szCs w:val="28"/>
-          <w:color w:val="1750EB"/>
+          <w:color w:val="C45E00"/>
         </w:rPr>
         <w:t>in</w:t>
       </w:r>
@@ -322,7 +322,7 @@
       </w:r>
       <w:r>
         <w:rPr>
-          <w:color w:val="1750EB"/>
+          <w:color w:val="C45E00"/>
           <w:sz w:val="28"/>
           <w:szCs w:val="28"/>
         </w:rPr>
@@ -390,7 +390,7 @@
       </w:pPr>
       <w:r>
         <w:rPr>
-          <w:color w:val="1750EB"/>
+          <w:color w:val="C45E00"/>
           <w:sz w:val="28"/>
           <w:szCs w:val="28"/>
         </w:rPr>
@@ -423,7 +423,7 @@
       </w:r>
       <w:r>
         <w:rPr>
-          <w:color w:val="1750EB"/>
+          <w:color w:val="C45E00"/>
           <w:sz w:val="28"/>
           <w:szCs w:val="28"/>
         </w:rPr>
